--- a/Alvará evento 30-10-2026 - Ronaldo de Lima Barbosa/Requerimento de alvará - evento 30-10-2026 - Ronaldo de Lima Barbosa.docx
+++ b/Alvará evento 30-10-2026 - Ronaldo de Lima Barbosa/Requerimento de alvará - evento 30-10-2026 - Ronaldo de Lima Barbosa.docx
@@ -66,18 +66,7 @@
         <w:t xml:space="preserve">RONALDO DE LIMA BARBOSA</w:t>
       </w:r>
       <w:r>
-        <w:t xml:space="preserve">, brasileiro, solteiro, Vereador do Município de Miguel Alves-PI, natural de Miguel Alves-PI, nascido em 06/05/1986, filho de Antonia Rodrigues Lima, inscrito no CPF sob o nº 027.258.423-10, </w:t>
-      </w:r>
-      <w:r>
-        <w:rPr>
-          <w:b/>
-          <w:bCs/>
-          <w:shd w:fill="FFF200" w:color="auto" w:val="clear"/>
-        </w:rPr>
-        <w:t xml:space="preserve">[RG nº ____ SSP/PI]</w:t>
-      </w:r>
-      <w:r>
-        <w:t xml:space="preserve">, residente e domiciliado na Rua Lateral, nº 2698, Bairro Forquilha, Miguel Alves-PI, CEP 64.130-000, por meio de seu advogado, </w:t>
+        <w:t xml:space="preserve">, brasileiro, solteiro, Vereador do Município de Miguel Alves-PI, natural de Miguel Alves-PI, nascido em 06/05/1986, filho de Antonia Rodrigues Lima, inscrito no CPF sob o nº 027.258.423-10, residente e domiciliado na Rua Lateral, nº 2698, Bairro Forquilha, Miguel Alves-PI, CEP 64.130-000, por meio de seu advogado, </w:t>
       </w:r>
       <w:r>
         <w:rPr>
@@ -194,29 +183,7 @@
         <w:t xml:space="preserve">Local:</w:t>
       </w:r>
       <w:r>
-        <w:t xml:space="preserve"> via pública em frente ao Estádio Municipal “O Torrão”, </w:t>
-      </w:r>
-      <w:r>
-        <w:rPr>
-          <w:b/>
-          <w:bCs/>
-          <w:shd w:fill="FFF200" w:color="auto" w:val="clear"/>
-        </w:rPr>
-        <w:t xml:space="preserve">[Rua/Avenida ____]</w:t>
-      </w:r>
-      <w:r>
-        <w:t xml:space="preserve">, Bairro </w:t>
-      </w:r>
-      <w:r>
-        <w:rPr>
-          <w:b/>
-          <w:bCs/>
-          <w:shd w:fill="FFF200" w:color="auto" w:val="clear"/>
-        </w:rPr>
-        <w:t xml:space="preserve">[____]</w:t>
-      </w:r>
-      <w:r>
-        <w:t xml:space="preserve">, Miguel Alves-PI, conforme croqui anexo;</w:t>
+        <w:t xml:space="preserve"> Avenida Marcos Furtado, em frente ao Estádio Municipal Enéas Torres Filho (“O Torrão”), Miguel Alves-PI, CEP 64.130-000 (Plus Code R493+M8), conforme croqui anexo;</w:t>
       </w:r>
     </w:p>
     <w:p>
@@ -954,7 +921,7 @@
         <w:t xml:space="preserve">interdição total</w:t>
       </w:r>
       <w:r>
-        <w:t xml:space="preserve"> do trecho </w:t>
+        <w:t xml:space="preserve"> da Avenida Marcos Furtado no trecho em frente ao Estádio Municipal Enéas Torres Filho (“O Torrão”), </w:t>
       </w:r>
       <w:r>
         <w:rPr>
@@ -965,7 +932,7 @@
         <w:t xml:space="preserve">[entre a Rua ____ e a Rua ____]</w:t>
       </w:r>
       <w:r>
-        <w:t xml:space="preserve">, em frente ao Estádio Municipal “O Torrão”, das </w:t>
+        <w:t xml:space="preserve">, das </w:t>
       </w:r>
       <w:r>
         <w:rPr>
@@ -1429,7 +1396,7 @@
         <w:t xml:space="preserve">alvará de autorização para realização do evento público</w:t>
       </w:r>
       <w:r>
-        <w:t xml:space="preserve"> descrito, em 30/10/2026, das 19h00 às 04h00 de 31/10/2026, em frente ao Estádio Municipal “O Torrão”;</w:t>
+        <w:t xml:space="preserve"> descrito, em 30/10/2026, das 19h00 às 04h00 de 31/10/2026, na Avenida Marcos Furtado, em frente ao Estádio Municipal Enéas Torres Filho (“O Torrão”);</w:t>
       </w:r>
     </w:p>
     <w:p>
@@ -1680,7 +1647,7 @@
           <w:bCs/>
           <w:shd w:fill="FFF200" w:color="auto" w:val="clear"/>
         </w:rPr>
-        <w:t xml:space="preserve">[Doc. 02 – Documento de identidade, CPF e comprovante de residência do Requerente;]</w:t>
+        <w:t xml:space="preserve">[Doc. 02 – Documento de identificação com CPF e comprovante de residência do Requerente;]</w:t>
       </w:r>
     </w:p>
     <w:p>

--- a/Alvará evento 30-10-2026 - Ronaldo de Lima Barbosa/Requerimento de alvará - evento 30-10-2026 - Ronaldo de Lima Barbosa.docx
+++ b/Alvará evento 30-10-2026 - Ronaldo de Lima Barbosa/Requerimento de alvará - evento 30-10-2026 - Ronaldo de Lima Barbosa.docx
@@ -206,29 +206,7 @@
         <w:t xml:space="preserve">Estrutura:</w:t>
       </w:r>
       <w:r>
-        <w:t xml:space="preserve"> palco provisório de </w:t>
-      </w:r>
-      <w:r>
-        <w:rPr>
-          <w:b/>
-          <w:bCs/>
-          <w:shd w:fill="FFF200" w:color="auto" w:val="clear"/>
-        </w:rPr>
-        <w:t xml:space="preserve">[__ m x __ m]</w:t>
-      </w:r>
-      <w:r>
-        <w:t xml:space="preserve">, sistema de som e iluminação e apresentação de 01 (uma) banda musical </w:t>
-      </w:r>
-      <w:r>
-        <w:rPr>
-          <w:b/>
-          <w:bCs/>
-          <w:shd w:fill="FFF200" w:color="auto" w:val="clear"/>
-        </w:rPr>
-        <w:t xml:space="preserve">[nome da banda]</w:t>
-      </w:r>
-      <w:r>
-        <w:t xml:space="preserve">;</w:t>
+        <w:t xml:space="preserve"> palco provisório, sistema de som e iluminação e apresentação de 01 (uma) banda musical, com dimensões e posicionamento indicados no croqui e no laudo técnico anexos;</w:t>
       </w:r>
     </w:p>
     <w:p>

--- a/Alvará evento 30-10-2026 - Ronaldo de Lima Barbosa/Requerimento de alvará - evento 30-10-2026 - Ronaldo de Lima Barbosa.docx
+++ b/Alvará evento 30-10-2026 - Ronaldo de Lima Barbosa/Requerimento de alvará - evento 30-10-2026 - Ronaldo de Lima Barbosa.docx
@@ -183,7 +183,7 @@
         <w:t xml:space="preserve">Local:</w:t>
       </w:r>
       <w:r>
-        <w:t xml:space="preserve"> Avenida Marcos Furtado, em frente ao Estádio Municipal Enéas Torres Filho (“O Torrão”), Miguel Alves-PI, CEP 64.130-000 (Plus Code R493+M8), conforme croqui anexo;</w:t>
+        <w:t xml:space="preserve"> Avenida Marcos Furtado, em frente ao Estádio Municipal Enéas Torres Filho (“O Torrão”), Miguel Alves-PI, CEP 64.130-000 (Plus Code R493+M8);</w:t>
       </w:r>
     </w:p>
     <w:p>
@@ -206,7 +206,7 @@
         <w:t xml:space="preserve">Estrutura:</w:t>
       </w:r>
       <w:r>
-        <w:t xml:space="preserve"> palco provisório, sistema de som e iluminação e apresentação de 01 (uma) banda musical, com dimensões e posicionamento indicados no croqui e no laudo técnico anexos;</w:t>
+        <w:t xml:space="preserve"> palco provisório, sistema de som e iluminação e apresentação de 01 (uma) banda musical. O palco será instalado na pista da avenida, em frente ao estádio, com as caixas de som voltadas para o estádio, e montado pela empresa fornecedora da estrutura;</w:t>
       </w:r>
     </w:p>
     <w:p>
@@ -307,18 +307,7 @@
         <w:t xml:space="preserve">[Rua ____, Av. ____, Rua ____]</w:t>
       </w:r>
       <w:r>
-        <w:t xml:space="preserve"> e encerramento no local do evento, com cerca de </w:t>
-      </w:r>
-      <w:r>
-        <w:rPr>
-          <w:b/>
-          <w:bCs/>
-          <w:shd w:fill="FFF200" w:color="auto" w:val="clear"/>
-        </w:rPr>
-        <w:t xml:space="preserve">[__]</w:t>
-      </w:r>
-      <w:r>
-        <w:t xml:space="preserve"> veículos, conforme mapa anexo;</w:t>
+        <w:t xml:space="preserve"> e encerramento no local do evento, com participação livre de veículos, sem número previamente definido;</w:t>
       </w:r>
     </w:p>
     <w:p>
@@ -341,18 +330,7 @@
         <w:t xml:space="preserve">Público estimado:</w:t>
       </w:r>
       <w:r>
-        <w:t xml:space="preserve"> </w:t>
-      </w:r>
-      <w:r>
-        <w:rPr>
-          <w:b/>
-          <w:bCs/>
-          <w:shd w:fill="FFF200" w:color="auto" w:val="clear"/>
-        </w:rPr>
-        <w:t xml:space="preserve">[____]</w:t>
-      </w:r>
-      <w:r>
-        <w:t xml:space="preserve"> pessoas;</w:t>
+        <w:t xml:space="preserve"> não há como estimar com precisão, por se tratar de celebração aberta e de adesão espontânea. Para fins de planejamento, considera-se que o público poderá superar 250 pessoas, razão pela qual o Requerente observa as exigências do art. 1º, § 2º, I e II, do Decreto nº 87/2022;</w:t>
       </w:r>
     </w:p>
     <w:p>
@@ -1092,7 +1070,7 @@
         <w:t xml:space="preserve">Estrutura física (art. 1º, § 2º, III, e art. 2º, § 2º):</w:t>
       </w:r>
       <w:r>
-        <w:t xml:space="preserve"> laudo técnico e ART do palco e das instalações elétricas, firmados por </w:t>
+        <w:t xml:space="preserve"> o laudo técnico e a Anotação de Responsabilidade Técnica (ART) do palco e das instalações elétricas serão apresentados pela empresa responsável pela montagem até as </w:t>
       </w:r>
       <w:r>
         <w:rPr>
@@ -1100,21 +1078,10 @@
           <w:bCs/>
           <w:shd w:fill="FFF200" w:color="auto" w:val="clear"/>
         </w:rPr>
-        <w:t xml:space="preserve">[nome do responsável técnico, CREA/PI nº ____]</w:t>
-      </w:r>
-      <w:r>
-        <w:t xml:space="preserve">, e </w:t>
-      </w:r>
-      <w:r>
-        <w:rPr>
-          <w:b/>
-          <w:bCs/>
-          <w:shd w:fill="FFF200" w:color="auto" w:val="clear"/>
-        </w:rPr>
-        <w:t xml:space="preserve">[projeto/vistoria do Corpo de Bombeiros – SPCIP]</w:t>
-      </w:r>
-      <w:r>
-        <w:t xml:space="preserve">;</w:t>
+        <w:t xml:space="preserve">[18h00]</w:t>
+      </w:r>
+      <w:r>
+        <w:t xml:space="preserve"> de 30/10/2026, antes da liberação do local ao público. Requer-se que o alvará seja expedido com essa condicionante, de modo que a exigência seja cumprida sem inviabilizar o evento;</w:t>
       </w:r>
     </w:p>
     <w:p>
@@ -1160,7 +1127,7 @@
         <w:t xml:space="preserve">Croqui e venda de ingressos (art. 2º):</w:t>
       </w:r>
       <w:r>
-        <w:t xml:space="preserve"> croqui anexo; não haverá venda de ingressos;</w:t>
+        <w:t xml:space="preserve"> o croqui é exigido “quando for o caso” (art. 2º, § 1º), para localizar arquibancadas, camarotes, banheiros e barracas. O evento não terá arquibancadas, camarotes ou barracas, e a disposição do local está descrita nos itens “b” a “d” do tópico I. Caso a Administração entenda necessário, o croqui será apresentado no prazo que for fixado. Não haverá venda de ingressos;</w:t>
       </w:r>
     </w:p>
     <w:p>
@@ -1641,7 +1608,7 @@
           <w:bCs/>
           <w:shd w:fill="FFF200" w:color="auto" w:val="clear"/>
         </w:rPr>
-        <w:t xml:space="preserve">[Doc. 03 – Croqui do local, com posição do palco, som, banheiros químicos e trecho a ser interditado;]</w:t>
+        <w:t xml:space="preserve">[Doc. 03 – Comunicação prévia à Polícia Militar, com protocolo;]</w:t>
       </w:r>
     </w:p>
     <w:p>
@@ -1657,71 +1624,7 @@
           <w:bCs/>
           <w:shd w:fill="FFF200" w:color="auto" w:val="clear"/>
         </w:rPr>
-        <w:t xml:space="preserve">[Doc. 04 – Mapa do percurso da carreata;]</w:t>
-      </w:r>
-    </w:p>
-    <w:p>
-      <w:pPr>
-        <w:spacing w:after="0" w:line="300"/>
-        <w:ind w:left="850"/>
-      </w:pPr>
-      <w:r>
-        <w:rPr>
-          <w:sz w:val="22"/>
-          <w:szCs w:val="22"/>
-          <w:b/>
-          <w:bCs/>
-          <w:shd w:fill="FFF200" w:color="auto" w:val="clear"/>
-        </w:rPr>
-        <w:t xml:space="preserve">[Doc. 05 – Comunicação prévia à Polícia Militar, com protocolo;]</w:t>
-      </w:r>
-    </w:p>
-    <w:p>
-      <w:pPr>
-        <w:spacing w:after="0" w:line="300"/>
-        <w:ind w:left="850"/>
-      </w:pPr>
-      <w:r>
-        <w:rPr>
-          <w:sz w:val="22"/>
-          <w:szCs w:val="22"/>
-          <w:b/>
-          <w:bCs/>
-          <w:shd w:fill="FFF200" w:color="auto" w:val="clear"/>
-        </w:rPr>
-        <w:t xml:space="preserve">[Doc. 06 – Laudo técnico e ART do palco e das instalações elétricas;]</w:t>
-      </w:r>
-    </w:p>
-    <w:p>
-      <w:pPr>
-        <w:spacing w:after="0" w:line="300"/>
-        <w:ind w:left="850"/>
-      </w:pPr>
-      <w:r>
-        <w:rPr>
-          <w:sz w:val="22"/>
-          <w:szCs w:val="22"/>
-          <w:b/>
-          <w:bCs/>
-          <w:shd w:fill="FFF200" w:color="auto" w:val="clear"/>
-        </w:rPr>
-        <w:t xml:space="preserve">[Doc. 07 – Contrato de segurança / brigada de incêndio;]</w:t>
-      </w:r>
-    </w:p>
-    <w:p>
-      <w:pPr>
-        <w:spacing w:after="0" w:line="300"/>
-        <w:ind w:left="850"/>
-      </w:pPr>
-      <w:r>
-        <w:rPr>
-          <w:sz w:val="22"/>
-          <w:szCs w:val="22"/>
-          <w:b/>
-          <w:bCs/>
-          <w:shd w:fill="FFF200" w:color="auto" w:val="clear"/>
-        </w:rPr>
-        <w:t xml:space="preserve">[Doc. 08 – Documentação do Corpo de Bombeiros (SPCIP), se exigida.]</w:t>
+        <w:t xml:space="preserve">[Doc. 04 – Contrato de segurança / brigada de incêndio.]</w:t>
       </w:r>
     </w:p>
     <w:p>

--- a/Alvará evento 30-10-2026 - Ronaldo de Lima Barbosa/Requerimento de alvará - evento 30-10-2026 - Ronaldo de Lima Barbosa.docx
+++ b/Alvará evento 30-10-2026 - Ronaldo de Lima Barbosa/Requerimento de alvará - evento 30-10-2026 - Ronaldo de Lima Barbosa.docx
@@ -296,18 +296,7 @@
         <w:t xml:space="preserve">[local de concentração]</w:t>
       </w:r>
       <w:r>
-        <w:t xml:space="preserve">, percurso pelas vias </w:t>
-      </w:r>
-      <w:r>
-        <w:rPr>
-          <w:b/>
-          <w:bCs/>
-          <w:shd w:fill="FFF200" w:color="auto" w:val="clear"/>
-        </w:rPr>
-        <w:t xml:space="preserve">[Rua ____, Av. ____, Rua ____]</w:t>
-      </w:r>
-      <w:r>
-        <w:t xml:space="preserve"> e encerramento no local do evento, com participação livre de veículos, sem número previamente definido;</w:t>
+        <w:t xml:space="preserve">, percurso pelas vias públicas da cidade e encerramento no local do evento, com participação livre de veículos, sem número previamente definido;</w:t>
       </w:r>
     </w:p>
     <w:p>
@@ -952,7 +941,7 @@
         <w:jc w:val="both"/>
       </w:pPr>
       <w:r>
-        <w:t xml:space="preserve">Requer-se, igualmente, autorização para a carreata no percurso indicado, com apoio de agentes de trânsito e da Polícia Militar. A sinalização da interdição ficará a cargo do Requerente (art. 95, § 1º, do CTB), com sinalização vermelha de dia e luminosa à noite (art. 89, parágrafo único, do Código de Posturas). </w:t>
+        <w:t xml:space="preserve">Requer-se, igualmente, autorização para a carreata pelas vias públicas da cidade, com apoio de agentes de trânsito e da Polícia Militar. O Requerente se compromete a seguir o trajeto que vier a ser definido ou ajustado pelo órgão de trânsito e pela Polícia Militar, caso entendam necessário, sem interdição das vias percorridas, que serão utilizadas em deslocamento contínuo. A sinalização da interdição ficará a cargo do Requerente (art. 95, § 1º, do CTB), com sinalização vermelha de dia e luminosa à noite (art. 89, parágrafo único, do Código de Posturas). </w:t>
       </w:r>
       <w:r>
         <w:rPr>
@@ -1471,7 +1460,7 @@
         <w:t xml:space="preserve">carreata</w:t>
       </w:r>
       <w:r>
-        <w:t xml:space="preserve"> no percurso indicado, com apoio de agentes de trânsito;</w:t>
+        <w:t xml:space="preserve"> pelas vias públicas da cidade, observado o trajeto que vier a ser definido ou ajustado pelo órgão de trânsito e pela Polícia Militar, com apoio de agentes de trânsito;</w:t>
       </w:r>
     </w:p>
     <w:p>

--- a/Alvará evento 30-10-2026 - Ronaldo de Lima Barbosa/Requerimento de alvará - evento 30-10-2026 - Ronaldo de Lima Barbosa.docx
+++ b/Alvará evento 30-10-2026 - Ronaldo de Lima Barbosa/Requerimento de alvará - evento 30-10-2026 - Ronaldo de Lima Barbosa.docx
@@ -229,7 +229,7 @@
         <w:t xml:space="preserve">Montagem e desmontagem:</w:t>
       </w:r>
       <w:r>
-        <w:t xml:space="preserve"> montagem a partir das </w:t>
+        <w:t xml:space="preserve"> montagem a partir das 16h30 de 30/10/2026, com o início do bloqueio da via, e retirada integral da estrutura até as </w:t>
       </w:r>
       <w:r>
         <w:rPr>
@@ -237,17 +237,6 @@
           <w:bCs/>
           <w:shd w:fill="FFF200" w:color="auto" w:val="clear"/>
         </w:rPr>
-        <w:t xml:space="preserve">[14h00]</w:t>
-      </w:r>
-      <w:r>
-        <w:t xml:space="preserve"> de 30/10/2026 e retirada integral da estrutura até as </w:t>
-      </w:r>
-      <w:r>
-        <w:rPr>
-          <w:b/>
-          <w:bCs/>
-          <w:shd w:fill="FFF200" w:color="auto" w:val="clear"/>
-        </w:rPr>
         <w:t xml:space="preserve">[12h00]</w:t>
       </w:r>
       <w:r>
@@ -274,29 +263,7 @@
         <w:t xml:space="preserve">Carreata:</w:t>
       </w:r>
       <w:r>
-        <w:t xml:space="preserve"> em 30/10/2026, com concentração às </w:t>
-      </w:r>
-      <w:r>
-        <w:rPr>
-          <w:b/>
-          <w:bCs/>
-          <w:shd w:fill="FFF200" w:color="auto" w:val="clear"/>
-        </w:rPr>
-        <w:t xml:space="preserve">[__h__]</w:t>
-      </w:r>
-      <w:r>
-        <w:t xml:space="preserve"> em </w:t>
-      </w:r>
-      <w:r>
-        <w:rPr>
-          <w:b/>
-          <w:bCs/>
-          <w:shd w:fill="FFF200" w:color="auto" w:val="clear"/>
-        </w:rPr>
-        <w:t xml:space="preserve">[local de concentração]</w:t>
-      </w:r>
-      <w:r>
-        <w:t xml:space="preserve">, percurso pelas vias públicas da cidade e encerramento no local do evento, com participação livre de veículos, sem número previamente definido;</w:t>
+        <w:t xml:space="preserve"> em 30/10/2026, com início às 17h00, percurso pelas vias públicas da cidade e encerramento no local do evento, com participação livre de veículos, sem número previamente definido;</w:t>
       </w:r>
     </w:p>
     <w:p>
@@ -877,18 +844,7 @@
         <w:t xml:space="preserve">[entre a Rua ____ e a Rua ____]</w:t>
       </w:r>
       <w:r>
-        <w:t xml:space="preserve">, das </w:t>
-      </w:r>
-      <w:r>
-        <w:rPr>
-          <w:b/>
-          <w:bCs/>
-          <w:shd w:fill="FFF200" w:color="auto" w:val="clear"/>
-        </w:rPr>
-        <w:t xml:space="preserve">[14h00]</w:t>
-      </w:r>
-      <w:r>
-        <w:t xml:space="preserve"> de 30/10/2026 às </w:t>
+        <w:t xml:space="preserve">, das 16h30 de 30/10/2026 às </w:t>
       </w:r>
       <w:r>
         <w:rPr>
@@ -1025,18 +981,7 @@
         <w:t xml:space="preserve">Público acima de 250 pessoas (art. 1º, § 2º, II):</w:t>
       </w:r>
       <w:r>
-        <w:t xml:space="preserve"> contrato de segurança </w:t>
-      </w:r>
-      <w:r>
-        <w:rPr>
-          <w:b/>
-          <w:bCs/>
-          <w:shd w:fill="FFF200" w:color="auto" w:val="clear"/>
-        </w:rPr>
-        <w:t xml:space="preserve">[empresa ____ / equipe de ____ brigadistas]</w:t>
-      </w:r>
-      <w:r>
-        <w:t xml:space="preserve">, anexo; requer-se a emissão da guia da taxa de segurança pública;</w:t>
+        <w:t xml:space="preserve"> a segurança do evento e da carreata ficará a cargo das forças de segurança pública, previamente comunicadas, com o recolhimento da taxa de segurança pública, cuja guia se requer. Tratando-se de evento gratuito e sem fins lucrativos, promovido por pessoa física, não há contratação de segurança privada. Caso a Administração a entenda indispensável, requer-se que a exigência seja fixada como condicionante, e não como motivo de indeferimento;</w:t>
       </w:r>
     </w:p>
     <w:p>
@@ -1402,18 +1347,7 @@
         <w:t xml:space="preserve">interdição total</w:t>
       </w:r>
       <w:r>
-        <w:t xml:space="preserve"> do trecho indicado, no período de </w:t>
-      </w:r>
-      <w:r>
-        <w:rPr>
-          <w:b/>
-          <w:bCs/>
-          <w:shd w:fill="FFF200" w:color="auto" w:val="clear"/>
-        </w:rPr>
-        <w:t xml:space="preserve">[14h00]</w:t>
-      </w:r>
-      <w:r>
-        <w:t xml:space="preserve"> de 30/10/2026 às </w:t>
+        <w:t xml:space="preserve"> do trecho indicado, no período de 16h30 de 30/10/2026 às </w:t>
       </w:r>
       <w:r>
         <w:rPr>
@@ -1597,23 +1531,7 @@
           <w:bCs/>
           <w:shd w:fill="FFF200" w:color="auto" w:val="clear"/>
         </w:rPr>
-        <w:t xml:space="preserve">[Doc. 03 – Comunicação prévia à Polícia Militar, com protocolo;]</w:t>
-      </w:r>
-    </w:p>
-    <w:p>
-      <w:pPr>
-        <w:spacing w:after="0" w:line="300"/>
-        <w:ind w:left="850"/>
-      </w:pPr>
-      <w:r>
-        <w:rPr>
-          <w:sz w:val="22"/>
-          <w:szCs w:val="22"/>
-          <w:b/>
-          <w:bCs/>
-          <w:shd w:fill="FFF200" w:color="auto" w:val="clear"/>
-        </w:rPr>
-        <w:t xml:space="preserve">[Doc. 04 – Contrato de segurança / brigada de incêndio.]</w:t>
+        <w:t xml:space="preserve">[Doc. 03 – Comunicação prévia à Polícia Militar, com protocolo.]</w:t>
       </w:r>
     </w:p>
     <w:p>

--- a/Alvará evento 30-10-2026 - Ronaldo de Lima Barbosa/Requerimento de alvará - evento 30-10-2026 - Ronaldo de Lima Barbosa.docx
+++ b/Alvará evento 30-10-2026 - Ronaldo de Lima Barbosa/Requerimento de alvará - evento 30-10-2026 - Ronaldo de Lima Barbosa.docx
@@ -263,7 +263,7 @@
         <w:t xml:space="preserve">Carreata:</w:t>
       </w:r>
       <w:r>
-        <w:t xml:space="preserve"> em 30/10/2026, com início às 17h00, percurso pelas vias públicas da cidade e encerramento no local do evento, com participação livre de veículos, sem número previamente definido;</w:t>
+        <w:t xml:space="preserve"> em 30/10/2026, com concentração às 16h00 em frente ao Estádio Municipal Enéas Torres Filho, saída às 17h00, volta pelas vias públicas da cidade e retorno ao ponto de partida, onde ocorrerão as apresentações artísticas, com participação livre de veículos, sem número previamente definido;</w:t>
       </w:r>
     </w:p>
     <w:p>

--- a/Alvará evento 30-10-2026 - Ronaldo de Lima Barbosa/Requerimento de alvará - evento 30-10-2026 - Ronaldo de Lima Barbosa.docx
+++ b/Alvará evento 30-10-2026 - Ronaldo de Lima Barbosa/Requerimento de alvará - evento 30-10-2026 - Ronaldo de Lima Barbosa.docx
@@ -981,7 +981,18 @@
         <w:t xml:space="preserve">Público acima de 250 pessoas (art. 1º, § 2º, II):</w:t>
       </w:r>
       <w:r>
-        <w:t xml:space="preserve"> a segurança do evento e da carreata ficará a cargo das forças de segurança pública, previamente comunicadas, com o recolhimento da taxa de segurança pública, cuja guia se requer. Tratando-se de evento gratuito e sem fins lucrativos, promovido por pessoa física, não há contratação de segurança privada. Caso a Administração a entenda indispensável, requer-se que a exigência seja fixada como condicionante, e não como motivo de indeferimento;</w:t>
+        <w:t xml:space="preserve"> o evento e a carreata contarão com segurança privada contratada </w:t>
+      </w:r>
+      <w:r>
+        <w:rPr>
+          <w:b/>
+          <w:bCs/>
+          <w:shd w:fill="FFF200" w:color="auto" w:val="clear"/>
+        </w:rPr>
+        <w:t xml:space="preserve">[nome da empresa / nº de agentes]</w:t>
+      </w:r>
+      <w:r>
+        <w:t xml:space="preserve">, conforme contrato anexo, além do policiamento ostensivo solicitado à Polícia Militar; requer-se a emissão da guia da taxa de segurança pública;</w:t>
       </w:r>
     </w:p>
     <w:p>
@@ -1531,7 +1542,23 @@
           <w:bCs/>
           <w:shd w:fill="FFF200" w:color="auto" w:val="clear"/>
         </w:rPr>
-        <w:t xml:space="preserve">[Doc. 03 – Comunicação prévia à Polícia Militar, com protocolo.]</w:t>
+        <w:t xml:space="preserve">[Doc. 03 – Comunicação prévia à Polícia Militar, com protocolo;]</w:t>
+      </w:r>
+    </w:p>
+    <w:p>
+      <w:pPr>
+        <w:spacing w:after="0" w:line="300"/>
+        <w:ind w:left="850"/>
+      </w:pPr>
+      <w:r>
+        <w:rPr>
+          <w:sz w:val="22"/>
+          <w:szCs w:val="22"/>
+          <w:b/>
+          <w:bCs/>
+          <w:shd w:fill="FFF200" w:color="auto" w:val="clear"/>
+        </w:rPr>
+        <w:t xml:space="preserve">[Doc. 04 – Contrato de prestação de serviços de segurança privada.]</w:t>
       </w:r>
     </w:p>
     <w:p>

--- a/Alvará evento 30-10-2026 - Ronaldo de Lima Barbosa/Requerimento de alvará - evento 30-10-2026 - Ronaldo de Lima Barbosa.docx
+++ b/Alvará evento 30-10-2026 - Ronaldo de Lima Barbosa/Requerimento de alvará - evento 30-10-2026 - Ronaldo de Lima Barbosa.docx
@@ -183,7 +183,18 @@
         <w:t xml:space="preserve">Local:</w:t>
       </w:r>
       <w:r>
-        <w:t xml:space="preserve"> Avenida Marcos Furtado, em frente ao Estádio Municipal Enéas Torres Filho (“O Torrão”), Miguel Alves-PI, CEP 64.130-000 (Plus Code R493+M8);</w:t>
+        <w:t xml:space="preserve"> Avenida Marcos Furtado, trecho urbano da rodovia estadual PI-</w:t>
+      </w:r>
+      <w:r>
+        <w:rPr>
+          <w:b/>
+          <w:bCs/>
+          <w:shd w:fill="FFF200" w:color="auto" w:val="clear"/>
+        </w:rPr>
+        <w:t xml:space="preserve">[___]</w:t>
+      </w:r>
+      <w:r>
+        <w:t xml:space="preserve">, em frente ao Estádio Municipal Enéas Torres Filho (“O Torrão”), Miguel Alves-PI, CEP 64.130-000 (Plus Code R493+M8);</w:t>
       </w:r>
     </w:p>
     <w:p>
@@ -206,7 +217,7 @@
         <w:t xml:space="preserve">Estrutura:</w:t>
       </w:r>
       <w:r>
-        <w:t xml:space="preserve"> palco provisório, sistema de som e iluminação e apresentação de 01 (uma) banda musical. O palco será instalado na pista da avenida, em frente ao estádio, com as caixas de som voltadas para o estádio, e montado pela empresa fornecedora da estrutura;</w:t>
+        <w:t xml:space="preserve"> palco provisório, sistema de som e iluminação e apresentação de bandas musicais. O palco será instalado na pista da rodovia, em frente ao estádio, com as caixas de som voltadas para o estádio, e montado pela empresa fornecedora da estrutura;</w:t>
       </w:r>
     </w:p>
     <w:p>
@@ -229,7 +240,7 @@
         <w:t xml:space="preserve">Montagem e desmontagem:</w:t>
       </w:r>
       <w:r>
-        <w:t xml:space="preserve"> montagem a partir das 16h30 de 30/10/2026, com o início do bloqueio da via, e retirada integral da estrutura até as </w:t>
+        <w:t xml:space="preserve"> montagem a partir das </w:t>
       </w:r>
       <w:r>
         <w:rPr>
@@ -237,10 +248,10 @@
           <w:bCs/>
           <w:shd w:fill="FFF200" w:color="auto" w:val="clear"/>
         </w:rPr>
-        <w:t xml:space="preserve">[12h00]</w:t>
-      </w:r>
-      <w:r>
-        <w:t xml:space="preserve"> de 31/10/2026, dentro do prazo de 24 horas do art. 114, IV, do Código de Posturas;</w:t>
+        <w:t xml:space="preserve">[07h00]</w:t>
+      </w:r>
+      <w:r>
+        <w:t xml:space="preserve"> de 30/10/2026, com o início do bloqueio da via, e retirada integral da estrutura até as 14h00 de 31/10/2026, dentro do prazo de 24 horas do art. 114, IV, do Código de Posturas;</w:t>
       </w:r>
     </w:p>
     <w:p>
@@ -833,7 +844,7 @@
         <w:t xml:space="preserve">interdição total</w:t>
       </w:r>
       <w:r>
-        <w:t xml:space="preserve"> da Avenida Marcos Furtado no trecho em frente ao Estádio Municipal Enéas Torres Filho (“O Torrão”), </w:t>
+        <w:t xml:space="preserve"> da Avenida Marcos Furtado (rodovia estadual PI-</w:t>
       </w:r>
       <w:r>
         <w:rPr>
@@ -841,10 +852,10 @@
           <w:bCs/>
           <w:shd w:fill="FFF200" w:color="auto" w:val="clear"/>
         </w:rPr>
-        <w:t xml:space="preserve">[entre a Rua ____ e a Rua ____]</w:t>
-      </w:r>
-      <w:r>
-        <w:t xml:space="preserve">, das 16h30 de 30/10/2026 às </w:t>
+        <w:t xml:space="preserve">[___]</w:t>
+      </w:r>
+      <w:r>
+        <w:t xml:space="preserve">) no trecho em frente ao Estádio Municipal Enéas Torres Filho (“O Torrão”), das </w:t>
       </w:r>
       <w:r>
         <w:rPr>
@@ -852,21 +863,10 @@
           <w:bCs/>
           <w:shd w:fill="FFF200" w:color="auto" w:val="clear"/>
         </w:rPr>
-        <w:t xml:space="preserve">[06h00]</w:t>
-      </w:r>
-      <w:r>
-        <w:t xml:space="preserve"> de 31/10/2026, com rotas alternativas pelas vias </w:t>
-      </w:r>
-      <w:r>
-        <w:rPr>
-          <w:b/>
-          <w:bCs/>
-          <w:shd w:fill="FFF200" w:color="auto" w:val="clear"/>
-        </w:rPr>
-        <w:t xml:space="preserve">[____]</w:t>
-      </w:r>
-      <w:r>
-        <w:t xml:space="preserve">. Subsidiariamente, caso a interdição total seja considerada inviável, requer-se a </w:t>
+        <w:t xml:space="preserve">[07h00]</w:t>
+      </w:r>
+      <w:r>
+        <w:t xml:space="preserve"> de 30/10/2026 até a retirada do palco, às 14h00 de 31/10/2026, abrangendo montagem, evento e desmontagem, com rotas alternativas. Subsidiariamente, caso a interdição total seja considerada inviável, requer-se a </w:t>
       </w:r>
       <w:r>
         <w:rPr>
@@ -876,17 +876,6 @@
         <w:t xml:space="preserve">interdição parcial</w:t>
       </w:r>
       <w:r>
-        <w:t xml:space="preserve"> </w:t>
-      </w:r>
-      <w:r>
-        <w:rPr>
-          <w:b/>
-          <w:bCs/>
-          <w:shd w:fill="FFF200" w:color="auto" w:val="clear"/>
-        </w:rPr>
-        <w:t xml:space="preserve">[de uma faixa / de meia pista]</w:t>
-      </w:r>
-      <w:r>
         <w:t xml:space="preserve">, com corredor livre permanente para veículos de emergência.</w:t>
       </w:r>
     </w:p>
@@ -897,15 +886,7 @@
         <w:jc w:val="both"/>
       </w:pPr>
       <w:r>
-        <w:t xml:space="preserve">Requer-se, igualmente, autorização para a carreata pelas vias públicas da cidade, com apoio de agentes de trânsito e da Polícia Militar. O Requerente se compromete a seguir o trajeto que vier a ser definido ou ajustado pelo órgão de trânsito e pela Polícia Militar, caso entendam necessário, sem interdição das vias percorridas, que serão utilizadas em deslocamento contínuo. A sinalização da interdição ficará a cargo do Requerente (art. 95, § 1º, do CTB), com sinalização vermelha de dia e luminosa à noite (art. 89, parágrafo único, do Código de Posturas). </w:t>
-      </w:r>
-      <w:r>
-        <w:rPr>
-          <w:b/>
-          <w:bCs/>
-          <w:shd w:fill="FFF200" w:color="auto" w:val="clear"/>
-        </w:rPr>
-        <w:t xml:space="preserve">[CONFERIR: se a via em frente ao estádio for rodovia estadual, a competência é do DER/PI ou do DETRAN-PI, e não do Município. Nesse caso, protocolar também lá.]</w:t>
+        <w:t xml:space="preserve">Requer-se, igualmente, autorização para a carreata pelas vias públicas da cidade, com apoio de agentes de trânsito e da Polícia Militar. O Requerente se compromete a seguir o trajeto que vier a ser definido ou ajustado pelo órgão de trânsito e pela Polícia Militar, caso entendam necessário, sem interdição das vias percorridas, que serão utilizadas em deslocamento contínuo. A sinalização da interdição ficará a cargo do Requerente (art. 95, § 1º, do CTB), com sinalização vermelha de dia e luminosa à noite (art. 89, parágrafo único, do Código de Posturas). Tratando-se de trecho urbano de rodovia estadual, requer-se o imediato encaminhamento deste pedido ao Departamento de Estradas de Rodagem do Piauí – DER/PI, órgão com circunscrição sobre a via (art. 21 do CTB), sem prejuízo do protocolo direto pelo Requerente naquele órgão.</w:t>
       </w:r>
     </w:p>
     <w:p>
@@ -947,18 +928,7 @@
         <w:t xml:space="preserve">Polícia Militar (art. 1º, § 2º, I):</w:t>
       </w:r>
       <w:r>
-        <w:t xml:space="preserve"> comunicação prévia protocolada no </w:t>
-      </w:r>
-      <w:r>
-        <w:rPr>
-          <w:b/>
-          <w:bCs/>
-          <w:shd w:fill="FFF200" w:color="auto" w:val="clear"/>
-        </w:rPr>
-        <w:t xml:space="preserve">[__º BPM / Destacamento de Miguel Alves]</w:t>
-      </w:r>
-      <w:r>
-        <w:t xml:space="preserve">, cópia anexa;</w:t>
+        <w:t xml:space="preserve"> comunicação prévia protocolada, cópia anexa;</w:t>
       </w:r>
     </w:p>
     <w:p>
@@ -981,18 +951,7 @@
         <w:t xml:space="preserve">Público acima de 250 pessoas (art. 1º, § 2º, II):</w:t>
       </w:r>
       <w:r>
-        <w:t xml:space="preserve"> o evento e a carreata contarão com segurança privada contratada </w:t>
-      </w:r>
-      <w:r>
-        <w:rPr>
-          <w:b/>
-          <w:bCs/>
-          <w:shd w:fill="FFF200" w:color="auto" w:val="clear"/>
-        </w:rPr>
-        <w:t xml:space="preserve">[nome da empresa / nº de agentes]</w:t>
-      </w:r>
-      <w:r>
-        <w:t xml:space="preserve">, conforme contrato anexo, além do policiamento ostensivo solicitado à Polícia Militar; requer-se a emissão da guia da taxa de segurança pública;</w:t>
+        <w:t xml:space="preserve"> o evento e a carreata contarão com segurança privada contratada, além do policiamento ostensivo solicitado à Polícia Militar; requer-se a emissão da guia da taxa de segurança pública;</w:t>
       </w:r>
     </w:p>
     <w:p>
@@ -1015,18 +974,17 @@
         <w:t xml:space="preserve">Estrutura física (art. 1º, § 2º, III, e art. 2º, § 2º):</w:t>
       </w:r>
       <w:r>
-        <w:t xml:space="preserve"> o laudo técnico e a Anotação de Responsabilidade Técnica (ART) do palco e das instalações elétricas serão apresentados pela empresa responsável pela montagem até as </w:t>
-      </w:r>
-      <w:r>
-        <w:rPr>
-          <w:b/>
-          <w:bCs/>
-          <w:shd w:fill="FFF200" w:color="auto" w:val="clear"/>
-        </w:rPr>
-        <w:t xml:space="preserve">[18h00]</w:t>
-      </w:r>
-      <w:r>
-        <w:t xml:space="preserve"> de 30/10/2026, antes da liberação do local ao público. Requer-se que o alvará seja expedido com essa condicionante, de modo que a exigência seja cumprida sem inviabilizar o evento;</w:t>
+        <w:t xml:space="preserve"> requer-se a </w:t>
+      </w:r>
+      <w:r>
+        <w:rPr>
+          <w:b/>
+          <w:bCs/>
+        </w:rPr>
+        <w:t xml:space="preserve">juntada posterior</w:t>
+      </w:r>
+      <w:r>
+        <w:t xml:space="preserve"> do laudo técnico e da Anotação de Responsabilidade Técnica (ART) do palco e das instalações elétricas, a serem apresentados pela empresa responsável pela montagem após a conclusão da estrutura e antes da liberação do local ao público. A ART só pode ser emitida sobre a estrutura efetivamente montada, de modo que sua exigência prévia inviabilizaria o evento. Requer-se, assim, que o alvará seja expedido com essa condicionante;</w:t>
       </w:r>
     </w:p>
     <w:p>
@@ -1095,18 +1053,7 @@
         <w:t xml:space="preserve">Distância de hospitais (art. 4º do Decreto e art. 75 do Código de Posturas):</w:t>
       </w:r>
       <w:r>
-        <w:t xml:space="preserve"> o local está a mais de 100 metros de hospitais, casas de saúde e maternidades </w:t>
-      </w:r>
-      <w:r>
-        <w:rPr>
-          <w:b/>
-          <w:bCs/>
-          <w:shd w:fill="FFF200" w:color="auto" w:val="clear"/>
-        </w:rPr>
-        <w:t xml:space="preserve">[CONFERIR]</w:t>
-      </w:r>
-      <w:r>
-        <w:t xml:space="preserve">;</w:t>
+        <w:t xml:space="preserve"> o local está a mais de 100 metros de hospitais, casas de saúde e maternidades;</w:t>
       </w:r>
     </w:p>
     <w:p>
@@ -1175,7 +1122,7 @@
         <w:t xml:space="preserve">Limpeza e danos (art. 6º do Decreto e art. 114, III, do Código de Posturas):</w:t>
       </w:r>
       <w:r>
-        <w:t xml:space="preserve"> o Requerente se responsabiliza pela limpeza do local ao fim do evento e por eventuais danos ao calçamento e a bens públicos.</w:t>
+        <w:t xml:space="preserve"> o Requerente não se responsabiliza pela limpeza do local ao fim do evento e por eventuais danos ao calçamento e a bens públicos.</w:t>
       </w:r>
     </w:p>
     <w:p>
@@ -1185,15 +1132,7 @@
         <w:jc w:val="both"/>
       </w:pPr>
       <w:r>
-        <w:t xml:space="preserve">Eventuais vendedores ambulantes deverão obter licença própria (art. 164 do Código de Posturas), não havendo comercialização pelo Requerente. </w:t>
-      </w:r>
-      <w:r>
-        <w:rPr>
-          <w:b/>
-          <w:bCs/>
-          <w:shd w:fill="FFF200" w:color="auto" w:val="clear"/>
-        </w:rPr>
-        <w:t xml:space="preserve">[OPCIONAL – se houver fogos: requer-se também licença para queima de fogos, nos termos do art. 130, § 1º, do Código de Posturas (dias de regozijo público), em área isolada e sob responsabilidade de blaster habilitado.]</w:t>
+        <w:t xml:space="preserve">Eventuais vendedores ambulantes deverão obter licença própria (art. 164 do Código de Posturas), não havendo comercialização pelo Requerente. Não haverá queima de fogos de artifício.</w:t>
       </w:r>
     </w:p>
     <w:p>
@@ -1286,7 +1225,18 @@
         <w:t xml:space="preserve">alvará de autorização para realização do evento público</w:t>
       </w:r>
       <w:r>
-        <w:t xml:space="preserve"> descrito, em 30/10/2026, das 19h00 às 04h00 de 31/10/2026, na Avenida Marcos Furtado, em frente ao Estádio Municipal Enéas Torres Filho (“O Torrão”);</w:t>
+        <w:t xml:space="preserve"> descrito, em 30/10/2026, das 19h00 às 04h00 de 31/10/2026, na Avenida Marcos Furtado, trecho urbano da rodovia estadual PI-</w:t>
+      </w:r>
+      <w:r>
+        <w:rPr>
+          <w:b/>
+          <w:bCs/>
+          <w:shd w:fill="FFF200" w:color="auto" w:val="clear"/>
+        </w:rPr>
+        <w:t xml:space="preserve">[___]</w:t>
+      </w:r>
+      <w:r>
+        <w:t xml:space="preserve">, em frente ao Estádio Municipal Enéas Torres Filho (“O Torrão”);</w:t>
       </w:r>
     </w:p>
     <w:p>
@@ -1329,7 +1279,7 @@
           <w:b/>
           <w:bCs/>
         </w:rPr>
-        <w:t xml:space="preserve">apresentação de banda musical</w:t>
+        <w:t xml:space="preserve">apresentação de bandas musicais</w:t>
       </w:r>
       <w:r>
         <w:t xml:space="preserve"> (art. 63, III e VII, do Código de Posturas);</w:t>
@@ -1358,7 +1308,7 @@
         <w:t xml:space="preserve">interdição total</w:t>
       </w:r>
       <w:r>
-        <w:t xml:space="preserve"> do trecho indicado, no período de 16h30 de 30/10/2026 às </w:t>
+        <w:t xml:space="preserve"> do trecho indicado, no período de </w:t>
       </w:r>
       <w:r>
         <w:rPr>
@@ -1366,10 +1316,10 @@
           <w:bCs/>
           <w:shd w:fill="FFF200" w:color="auto" w:val="clear"/>
         </w:rPr>
-        <w:t xml:space="preserve">[06h00]</w:t>
-      </w:r>
-      <w:r>
-        <w:t xml:space="preserve"> de 31/10/2026, ou, subsidiariamente, a </w:t>
+        <w:t xml:space="preserve">[07h00]</w:t>
+      </w:r>
+      <w:r>
+        <w:t xml:space="preserve"> de 30/10/2026 até a retirada do palco, às 14h00 de 31/10/2026, ou, subsidiariamente, a </w:t>
       </w:r>
       <w:r>
         <w:rPr>
@@ -1379,7 +1329,7 @@
         <w:t xml:space="preserve">interdição parcial</w:t>
       </w:r>
       <w:r>
-        <w:t xml:space="preserve">, com o encaminhamento imediato ao órgão de trânsito competente e a divulgação prevista no art. 95, § 2º, do CTB;</w:t>
+        <w:t xml:space="preserve">, com o encaminhamento imediato ao DER/PI e a divulgação prevista no art. 95, § 2º, do CTB;</w:t>
       </w:r>
     </w:p>
     <w:p>
@@ -1421,6 +1371,32 @@
         <w:t xml:space="preserve">f)	</w:t>
       </w:r>
       <w:r>
+        <w:t xml:space="preserve">a </w:t>
+      </w:r>
+      <w:r>
+        <w:rPr>
+          <w:b/>
+          <w:bCs/>
+        </w:rPr>
+        <w:t xml:space="preserve">juntada posterior</w:t>
+      </w:r>
+      <w:r>
+        <w:t xml:space="preserve"> do laudo técnico e da ART do palco e das instalações elétricas, após a montagem da estrutura e antes da liberação do local ao público;</w:t>
+      </w:r>
+    </w:p>
+    <w:p>
+      <w:pPr>
+        <w:tabs>
+          <w:tab w:val="left" w:pos="1000"/>
+        </w:tabs>
+        <w:spacing w:after="60" w:line="360"/>
+        <w:ind w:left="1000" w:hanging="400"/>
+        <w:jc w:val="both"/>
+      </w:pPr>
+      <w:r>
+        <w:t xml:space="preserve">g)	</w:t>
+      </w:r>
+      <w:r>
         <w:t xml:space="preserve">a emissão das guias das taxas eventualmente devidas, inclusive a taxa de segurança pública;</w:t>
       </w:r>
     </w:p>
@@ -1434,7 +1410,7 @@
         <w:jc w:val="both"/>
       </w:pPr>
       <w:r>
-        <w:t xml:space="preserve">g)	</w:t>
+        <w:t xml:space="preserve">h)	</w:t>
       </w:r>
       <w:r>
         <w:t xml:space="preserve">subsidiariamente, caso a Administração entenda necessária alguma adequação (horário de encerramento, limite de som, extensão da interdição ou documento complementar), o </w:t>
@@ -1460,7 +1436,7 @@
         <w:jc w:val="both"/>
       </w:pPr>
       <w:r>
-        <w:t xml:space="preserve">h)	</w:t>
+        <w:t xml:space="preserve">i)	</w:t>
       </w:r>
       <w:r>
         <w:t xml:space="preserve">que eventual indeferimento, total ou parcial, seja decidido por escrito, com indicação dos fundamentos de fato e de direito, e comunicado em tempo hábil;</w:t>
@@ -1476,89 +1452,10 @@
         <w:jc w:val="both"/>
       </w:pPr>
       <w:r>
-        <w:t xml:space="preserve">i)	</w:t>
+        <w:t xml:space="preserve">j)	</w:t>
       </w:r>
       <w:r>
         <w:t xml:space="preserve">que as comunicações sejam feitas ao advogado subscritor, pelo e-mail paduanetojus@gmail.com ou pelo telefone (86) 9 7400-9869.</w:t>
-      </w:r>
-    </w:p>
-    <w:p>
-      <w:pPr>
-        <w:spacing w:after="0"/>
-      </w:pPr>
-    </w:p>
-    <w:p>
-      <w:pPr>
-        <w:spacing w:after="60" w:line="360"/>
-        <w:ind w:firstLine="0"/>
-        <w:jc w:val="both"/>
-      </w:pPr>
-      <w:r>
-        <w:t xml:space="preserve">Documentos anexos:</w:t>
-      </w:r>
-    </w:p>
-    <w:p>
-      <w:pPr>
-        <w:spacing w:after="0" w:line="300"/>
-        <w:ind w:left="850"/>
-      </w:pPr>
-      <w:r>
-        <w:rPr>
-          <w:sz w:val="22"/>
-          <w:szCs w:val="22"/>
-          <w:b/>
-          <w:bCs/>
-          <w:shd w:fill="FFF200" w:color="auto" w:val="clear"/>
-        </w:rPr>
-        <w:t xml:space="preserve">[Doc. 01 – Procuração;]</w:t>
-      </w:r>
-    </w:p>
-    <w:p>
-      <w:pPr>
-        <w:spacing w:after="0" w:line="300"/>
-        <w:ind w:left="850"/>
-      </w:pPr>
-      <w:r>
-        <w:rPr>
-          <w:sz w:val="22"/>
-          <w:szCs w:val="22"/>
-          <w:b/>
-          <w:bCs/>
-          <w:shd w:fill="FFF200" w:color="auto" w:val="clear"/>
-        </w:rPr>
-        <w:t xml:space="preserve">[Doc. 02 – Documento de identificação com CPF e comprovante de residência do Requerente;]</w:t>
-      </w:r>
-    </w:p>
-    <w:p>
-      <w:pPr>
-        <w:spacing w:after="0" w:line="300"/>
-        <w:ind w:left="850"/>
-      </w:pPr>
-      <w:r>
-        <w:rPr>
-          <w:sz w:val="22"/>
-          <w:szCs w:val="22"/>
-          <w:b/>
-          <w:bCs/>
-          <w:shd w:fill="FFF200" w:color="auto" w:val="clear"/>
-        </w:rPr>
-        <w:t xml:space="preserve">[Doc. 03 – Comunicação prévia à Polícia Militar, com protocolo;]</w:t>
-      </w:r>
-    </w:p>
-    <w:p>
-      <w:pPr>
-        <w:spacing w:after="0" w:line="300"/>
-        <w:ind w:left="850"/>
-      </w:pPr>
-      <w:r>
-        <w:rPr>
-          <w:sz w:val="22"/>
-          <w:szCs w:val="22"/>
-          <w:b/>
-          <w:bCs/>
-          <w:shd w:fill="FFF200" w:color="auto" w:val="clear"/>
-        </w:rPr>
-        <w:t xml:space="preserve">[Doc. 04 – Contrato de prestação de serviços de segurança privada.]</w:t>
       </w:r>
     </w:p>
     <w:p>
